--- a/docs/MoodMatch.docx
+++ b/docs/MoodMatch.docx
@@ -677,7 +677,26 @@
         <w:rPr>
           <w:rFonts w:ascii="Aptos" w:eastAsia="Aptos" w:hAnsi="Aptos" w:cs="Aptos"/>
         </w:rPr>
-        <w:t xml:space="preserve"> records linked to the journal entry. Render streaming tokens in the UI as they arrive. Add the "liked" toggle on each recommendation. </w:t>
+        <w:t xml:space="preserve"> records linked to the journal entry. </w:t>
+      </w:r>
+      <w:r>
+        <w:rPr>
+          <w:rFonts w:ascii="Aptos" w:eastAsia="Aptos" w:hAnsi="Aptos" w:cs="Aptos"/>
+          <w:highlight w:val="yellow"/>
+        </w:rPr>
+        <w:t xml:space="preserve">Render streaming tokens in the UI as they arrive. </w:t>
+      </w:r>
+      <w:r>
+        <w:rPr>
+          <w:rFonts w:ascii="Aptos" w:eastAsia="Aptos" w:hAnsi="Aptos" w:cs="Aptos"/>
+        </w:rPr>
+        <w:t>Add the "liked" toggle on each recommendation.</w:t>
+      </w:r>
+      <w:r>
+        <w:rPr>
+          <w:rFonts w:ascii="Aptos" w:eastAsia="Aptos" w:hAnsi="Aptos" w:cs="Aptos"/>
+        </w:rPr>
+        <w:t xml:space="preserve"> </w:t>
       </w:r>
     </w:p>
     <w:p>
